--- a/laporan/OUTPUT_TAHAPAN_KEGIATAN/Kegiatan_2_System_and_Software_Design/Tahapan_2.1_Skema_Relasional_Basis_Data/Dokumen_Spesifikasi_Skema_Basis_Data_12_Tabel_SQLite.docx
+++ b/laporan/OUTPUT_TAHAPAN_KEGIATAN/Kegiatan_2_System_and_Software_Design/Tahapan_2.1_Skema_Relasional_Basis_Data/Dokumen_Spesifikasi_Skema_Basis_Data_12_Tabel_SQLite.docx
@@ -91,7 +91,7 @@
                 <w:rFonts w:ascii="Calibri" w:hAnsi="Calibri"/>
                 <w:sz w:val="19"/>
               </w:rPr>
-              <w:t>Yahya Abdurrohman, S.Tr.Stat. (NIP: 20020420 202410 1 002)</w:t>
+              <w:t>Yahya Abdurrohman</w:t>
             </w:r>
           </w:p>
         </w:tc>
@@ -316,6 +316,8 @@
       </w:r>
     </w:p>
     <w:sectPr>
+      <w:headerReference w:type="default" r:id="rId9"/>
+      <w:footerReference w:type="default" r:id="rId10"/>
       <w:pgSz w:w="12240" w:h="15840"/>
       <w:pgMar w:top="1440" w:right="1440" w:bottom="1440" w:left="1440" w:header="720" w:footer="720" w:gutter="0"/>
       <w:cols w:space="720"/>
@@ -323,6 +325,26 @@
     </w:sectPr>
   </w:body>
 </w:document>
+</file>
+
+<file path=word/footer1.xml><?xml version="1.0" encoding="utf-8"?>
+<w:ftr xmlns:m="http://schemas.openxmlformats.org/officeDocument/2006/math" xmlns:mc="http://schemas.openxmlformats.org/markup-compatibility/2006" xmlns:mo="http://schemas.microsoft.com/office/mac/office/2008/main" xmlns:mv="urn:schemas-microsoft-com:mac:vml" xmlns:o="urn:schemas-microsoft-com:office:office" xmlns:r="http://schemas.openxmlformats.org/officeDocument/2006/relationships" xmlns:v="urn:schemas-microsoft-com:vml" xmlns:w10="urn:schemas-microsoft-com:office:word" xmlns:w14="http://schemas.microsoft.com/office/word/2010/wordml" xmlns:w="http://schemas.openxmlformats.org/wordprocessingml/2006/main" xmlns:wne="http://schemas.microsoft.com/office/word/2006/wordml" xmlns:wp14="http://schemas.microsoft.com/office/word/2010/wordprocessingDrawing" xmlns:wp="http://schemas.openxmlformats.org/drawingml/2006/wordprocessingDrawing" xmlns:wpc="http://schemas.microsoft.com/office/word/2010/wordprocessingCanvas" xmlns:wpg="http://schemas.microsoft.com/office/word/2010/wordprocessingGroup" xmlns:wpi="http://schemas.microsoft.com/office/word/2010/wordprocessingInk" xmlns:wps="http://schemas.microsoft.com/office/word/2010/wordprocessingShape" mc:Ignorable="w14 wp14">
+  <w:p>
+    <w:pPr>
+      <w:pStyle w:val="Footer"/>
+    </w:pPr>
+  </w:p>
+</w:ftr>
+</file>
+
+<file path=word/header1.xml><?xml version="1.0" encoding="utf-8"?>
+<w:hdr xmlns:m="http://schemas.openxmlformats.org/officeDocument/2006/math" xmlns:mc="http://schemas.openxmlformats.org/markup-compatibility/2006" xmlns:mo="http://schemas.microsoft.com/office/mac/office/2008/main" xmlns:mv="urn:schemas-microsoft-com:mac:vml" xmlns:o="urn:schemas-microsoft-com:office:office" xmlns:r="http://schemas.openxmlformats.org/officeDocument/2006/relationships" xmlns:v="urn:schemas-microsoft-com:vml" xmlns:w10="urn:schemas-microsoft-com:office:word" xmlns:w14="http://schemas.microsoft.com/office/word/2010/wordml" xmlns:w="http://schemas.openxmlformats.org/wordprocessingml/2006/main" xmlns:wne="http://schemas.microsoft.com/office/word/2006/wordml" xmlns:wp14="http://schemas.microsoft.com/office/word/2010/wordprocessingDrawing" xmlns:wp="http://schemas.openxmlformats.org/drawingml/2006/wordprocessingDrawing" xmlns:wpc="http://schemas.microsoft.com/office/word/2010/wordprocessingCanvas" xmlns:wpg="http://schemas.microsoft.com/office/word/2010/wordprocessingGroup" xmlns:wpi="http://schemas.microsoft.com/office/word/2010/wordprocessingInk" xmlns:wps="http://schemas.microsoft.com/office/word/2010/wordprocessingShape" mc:Ignorable="w14 wp14">
+  <w:p>
+    <w:pPr>
+      <w:pStyle w:val="Header"/>
+    </w:pPr>
+  </w:p>
+</w:hdr>
 </file>
 
 <file path=word/numbering.xml><?xml version="1.0" encoding="utf-8"?>

--- a/laporan/OUTPUT_TAHAPAN_KEGIATAN/Kegiatan_2_System_and_Software_Design/Tahapan_2.1_Skema_Relasional_Basis_Data/Dokumen_Spesifikasi_Skema_Basis_Data_12_Tabel_SQLite.docx
+++ b/laporan/OUTPUT_TAHAPAN_KEGIATAN/Kegiatan_2_System_and_Software_Design/Tahapan_2.1_Skema_Relasional_Basis_Data/Dokumen_Spesifikasi_Skema_Basis_Data_12_Tabel_SQLite.docx
@@ -316,7 +316,6 @@
       </w:r>
     </w:p>
     <w:sectPr>
-      <w:headerReference w:type="default" r:id="rId9"/>
       <w:footerReference w:type="default" r:id="rId10"/>
       <w:pgSz w:w="12240" w:h="15840"/>
       <w:pgMar w:top="1440" w:right="1440" w:bottom="1440" w:left="1440" w:header="720" w:footer="720" w:gutter="0"/>
@@ -343,6 +342,7 @@
     <w:pPr>
       <w:pStyle w:val="Header"/>
     </w:pPr>
+    <w:r/>
   </w:p>
 </w:hdr>
 </file>
